--- a/docs/CS4135_Assignment 2_Requirements and UML Documentation.docx
+++ b/docs/CS4135_Assignment 2_Requirements and UML Documentation.docx
@@ -222,7 +222,7 @@
       <w:pPr>
         <w:spacing w:after="160" w:line="279" w:lineRule="auto"/>
         <w:rPr>
-          <w:rFonts w:ascii="Times New Roman" w:eastAsia="宋体" w:hAnsi="Times New Roman" w:cs="Times New Roman" w:hint="eastAsia"/>
+          <w:rFonts w:ascii="Times New Roman" w:eastAsia="宋体" w:hAnsi="Times New Roman" w:cs="Times New Roman"/>
           <w:sz w:val="24"/>
           <w:szCs w:val="24"/>
           <w:lang w:val="en-IE" w:eastAsia="zh-CN"/>
@@ -271,7 +271,7 @@
               <w:spacing w:after="160" w:line="279" w:lineRule="auto"/>
               <w:jc w:val="center"/>
               <w:rPr>
-                <w:rFonts w:ascii="Times New Roman" w:eastAsia="宋体" w:hAnsi="Times New Roman" w:cs="Times New Roman" w:hint="eastAsia"/>
+                <w:rFonts w:ascii="Times New Roman" w:eastAsia="宋体" w:hAnsi="Times New Roman" w:cs="Times New Roman"/>
                 <w:b/>
                 <w:bCs/>
                 <w:sz w:val="24"/>
@@ -331,7 +331,7 @@
               <w:spacing w:after="160" w:line="279" w:lineRule="auto"/>
               <w:jc w:val="center"/>
               <w:rPr>
-                <w:rFonts w:ascii="Times New Roman" w:eastAsia="宋体" w:hAnsi="Times New Roman" w:cs="Times New Roman" w:hint="eastAsia"/>
+                <w:rFonts w:ascii="Times New Roman" w:eastAsia="宋体" w:hAnsi="Times New Roman" w:cs="Times New Roman"/>
                 <w:b/>
                 <w:bCs/>
                 <w:sz w:val="24"/>
@@ -363,7 +363,7 @@
               <w:spacing w:after="160" w:line="279" w:lineRule="auto"/>
               <w:jc w:val="center"/>
               <w:rPr>
-                <w:rFonts w:ascii="Times New Roman" w:eastAsia="宋体" w:hAnsi="Times New Roman" w:cs="Times New Roman" w:hint="eastAsia"/>
+                <w:rFonts w:ascii="Times New Roman" w:eastAsia="宋体" w:hAnsi="Times New Roman" w:cs="Times New Roman"/>
                 <w:sz w:val="24"/>
                 <w:szCs w:val="24"/>
                 <w:lang w:val="en-IE" w:eastAsia="zh-CN"/>
@@ -426,7 +426,7 @@
               <w:spacing w:after="160" w:line="279" w:lineRule="auto"/>
               <w:jc w:val="center"/>
               <w:rPr>
-                <w:rFonts w:ascii="Times New Roman" w:eastAsia="宋体" w:hAnsi="Times New Roman" w:cs="Times New Roman" w:hint="eastAsia"/>
+                <w:rFonts w:ascii="Times New Roman" w:eastAsia="宋体" w:hAnsi="Times New Roman" w:cs="Times New Roman"/>
                 <w:sz w:val="24"/>
                 <w:szCs w:val="24"/>
                 <w:lang w:val="en-IE" w:eastAsia="zh-CN"/>
@@ -454,7 +454,7 @@
               <w:spacing w:after="160" w:line="279" w:lineRule="auto"/>
               <w:jc w:val="center"/>
               <w:rPr>
-                <w:rFonts w:ascii="Times New Roman" w:eastAsia="宋体" w:hAnsi="Times New Roman" w:cs="Times New Roman" w:hint="eastAsia"/>
+                <w:rFonts w:ascii="Times New Roman" w:eastAsia="宋体" w:hAnsi="Times New Roman" w:cs="Times New Roman"/>
                 <w:sz w:val="24"/>
                 <w:szCs w:val="24"/>
                 <w:lang w:val="en-IE" w:eastAsia="zh-CN"/>
@@ -536,7 +536,7 @@
               <w:spacing w:after="160" w:line="279" w:lineRule="auto"/>
               <w:jc w:val="center"/>
               <w:rPr>
-                <w:rFonts w:ascii="Times New Roman" w:eastAsia="宋体" w:hAnsi="Times New Roman" w:cs="Times New Roman" w:hint="eastAsia"/>
+                <w:rFonts w:ascii="Times New Roman" w:eastAsia="宋体" w:hAnsi="Times New Roman" w:cs="Times New Roman"/>
                 <w:sz w:val="24"/>
                 <w:szCs w:val="24"/>
                 <w:lang w:val="en-IE" w:eastAsia="zh-CN"/>
@@ -637,7 +637,7 @@
         <w:spacing w:after="160" w:line="279" w:lineRule="auto"/>
         <w:jc w:val="center"/>
         <w:rPr>
-          <w:rFonts w:ascii="Times New Roman" w:eastAsia="宋体" w:hAnsi="Times New Roman" w:cs="Times New Roman" w:hint="eastAsia"/>
+          <w:rFonts w:ascii="Times New Roman" w:eastAsia="宋体" w:hAnsi="Times New Roman" w:cs="Times New Roman"/>
           <w:sz w:val="24"/>
           <w:szCs w:val="24"/>
           <w:lang w:val="en-IE" w:eastAsia="zh-CN"/>
@@ -723,7 +723,7 @@
       <w:pPr>
         <w:spacing w:after="160" w:line="279" w:lineRule="auto"/>
         <w:rPr>
-          <w:rFonts w:ascii="Times New Roman" w:eastAsia="宋体" w:hAnsi="Times New Roman" w:cs="Times New Roman" w:hint="eastAsia"/>
+          <w:rFonts w:ascii="Times New Roman" w:eastAsia="宋体" w:hAnsi="Times New Roman" w:cs="Times New Roman"/>
           <w:sz w:val="24"/>
           <w:szCs w:val="24"/>
           <w:rtl/>
@@ -1760,7 +1760,7 @@
       <w:pPr>
         <w:spacing w:after="160" w:line="279" w:lineRule="auto"/>
         <w:rPr>
-          <w:rFonts w:ascii="Times New Roman" w:eastAsia="宋体" w:hAnsi="Times New Roman" w:cs="Times New Roman" w:hint="eastAsia"/>
+          <w:rFonts w:ascii="Times New Roman" w:eastAsia="宋体" w:hAnsi="Times New Roman" w:cs="Times New Roman"/>
           <w:b/>
           <w:bCs/>
           <w:sz w:val="24"/>
@@ -1786,7 +1786,7 @@
       <w:pPr>
         <w:spacing w:after="160" w:line="279" w:lineRule="auto"/>
         <w:rPr>
-          <w:rFonts w:ascii="Times New Roman" w:eastAsia="宋体" w:hAnsi="Times New Roman" w:cs="Times New Roman" w:hint="eastAsia"/>
+          <w:rFonts w:ascii="Times New Roman" w:eastAsia="宋体" w:hAnsi="Times New Roman" w:cs="Times New Roman"/>
           <w:b/>
           <w:bCs/>
           <w:sz w:val="24"/>
@@ -2193,6 +2193,9 @@
           <w:ilvl w:val="0"/>
           <w:numId w:val="13"/>
         </w:numPr>
+        <w:rPr>
+          <w:rFonts w:hint="eastAsia"/>
+        </w:rPr>
       </w:pPr>
       <w:bookmarkStart w:id="5" w:name="_Toc222329041"/>
       <w:r>
@@ -2202,24 +2205,529 @@
       <w:bookmarkEnd w:id="5"/>
     </w:p>
     <w:p>
+      <w:pPr>
+        <w:rPr>
+          <w:rFonts w:eastAsia="宋体"/>
+          <w:lang w:val="en-GB" w:eastAsia="zh-CN"/>
+        </w:rPr>
+      </w:pPr>
       <w:r>
-        <w:t>One p</w:t>
+        <w:rPr>
+          <w:rFonts w:eastAsia="宋体"/>
+          <w:lang w:eastAsia="zh-CN"/>
+        </w:rPr>
+        <w:t>6.1 Overview System adopts microservice architecture with five core services: User, Order, Payment, Restaurant, Delivery. Services communicate asynchronously via RabbitMQ (event-driven). Frontend (React) accesses services through API Gateway. PostgreSQL stores data (logical isolation). Redis/WebSocket are optional for performance/real-time updates.</w:t>
+      </w:r>
+      <w:r>
+        <w:rPr>
+          <w:rFonts w:eastAsia="宋体"/>
+          <w:lang w:val="en-GB" w:eastAsia="zh-CN"/>
+        </w:rPr>
+        <w:t> </w:t>
       </w:r>
     </w:p>
     <w:p>
       <w:pPr>
         <w:rPr>
-          <w:rFonts w:asciiTheme="majorHAnsi" w:eastAsiaTheme="majorEastAsia" w:hAnsiTheme="majorHAnsi" w:cstheme="majorBidi"/>
-          <w:b/>
-          <w:bCs/>
-          <w:color w:val="4F81BD" w:themeColor="accent1"/>
-          <w:sz w:val="26"/>
-          <w:szCs w:val="26"/>
+          <w:rFonts w:eastAsia="宋体"/>
+          <w:lang w:val="en-GB" w:eastAsia="zh-CN"/>
         </w:rPr>
       </w:pPr>
       <w:r>
-        <w:br w:type="page"/>
+        <w:rPr>
+          <w:rFonts w:eastAsia="宋体"/>
+          <w:lang w:eastAsia="zh-CN"/>
+        </w:rPr>
+        <w:t>6.2 Component Responsibilities</w:t>
       </w:r>
+      <w:r>
+        <w:rPr>
+          <w:rFonts w:eastAsia="宋体"/>
+          <w:lang w:val="en-GB" w:eastAsia="zh-CN"/>
+        </w:rPr>
+        <w:t> </w:t>
+      </w:r>
+      <w:r>
+        <w:rPr>
+          <w:rFonts w:eastAsia="宋体"/>
+          <w:lang w:val="en-GB" w:eastAsia="zh-CN"/>
+        </w:rPr>
+        <w:br/>
+      </w:r>
+      <w:r>
+        <w:rPr>
+          <w:rFonts w:eastAsia="宋体"/>
+          <w:lang w:eastAsia="zh-CN"/>
+        </w:rPr>
+        <w:t>React Frontend: UI for customers, restaurants, drivers, admins.</w:t>
+      </w:r>
+      <w:r>
+        <w:rPr>
+          <w:rFonts w:eastAsia="宋体"/>
+          <w:lang w:val="en-GB" w:eastAsia="zh-CN"/>
+        </w:rPr>
+        <w:t> </w:t>
+      </w:r>
+      <w:r>
+        <w:rPr>
+          <w:rFonts w:eastAsia="宋体"/>
+          <w:lang w:val="en-GB" w:eastAsia="zh-CN"/>
+        </w:rPr>
+        <w:br/>
+      </w:r>
+      <w:r>
+        <w:rPr>
+          <w:rFonts w:eastAsia="宋体"/>
+          <w:lang w:eastAsia="zh-CN"/>
+        </w:rPr>
+        <w:t>API Gateway: Routes requests, handles auth, rate limiting.</w:t>
+      </w:r>
+      <w:r>
+        <w:rPr>
+          <w:rFonts w:eastAsia="宋体"/>
+          <w:lang w:val="en-GB" w:eastAsia="zh-CN"/>
+        </w:rPr>
+        <w:t> </w:t>
+      </w:r>
+      <w:r>
+        <w:rPr>
+          <w:rFonts w:eastAsia="宋体"/>
+          <w:lang w:val="en-GB" w:eastAsia="zh-CN"/>
+        </w:rPr>
+        <w:br/>
+      </w:r>
+      <w:r>
+        <w:rPr>
+          <w:rFonts w:eastAsia="宋体"/>
+          <w:lang w:eastAsia="zh-CN"/>
+        </w:rPr>
+        <w:t>User Service: Manages registration, login, roles.</w:t>
+      </w:r>
+      <w:r>
+        <w:rPr>
+          <w:rFonts w:eastAsia="宋体"/>
+          <w:lang w:val="en-GB" w:eastAsia="zh-CN"/>
+        </w:rPr>
+        <w:t> </w:t>
+      </w:r>
+      <w:r>
+        <w:rPr>
+          <w:rFonts w:eastAsia="宋体"/>
+          <w:lang w:val="en-GB" w:eastAsia="zh-CN"/>
+        </w:rPr>
+        <w:br/>
+      </w:r>
+      <w:r>
+        <w:rPr>
+          <w:rFonts w:eastAsia="宋体"/>
+          <w:lang w:eastAsia="zh-CN"/>
+        </w:rPr>
+        <w:t>Order Service: Order creation, status tracking.</w:t>
+      </w:r>
+      <w:r>
+        <w:rPr>
+          <w:rFonts w:eastAsia="宋体"/>
+          <w:lang w:val="en-GB" w:eastAsia="zh-CN"/>
+        </w:rPr>
+        <w:t> </w:t>
+      </w:r>
+      <w:r>
+        <w:rPr>
+          <w:rFonts w:eastAsia="宋体"/>
+          <w:lang w:val="en-GB" w:eastAsia="zh-CN"/>
+        </w:rPr>
+        <w:br/>
+      </w:r>
+      <w:r>
+        <w:rPr>
+          <w:rFonts w:eastAsia="宋体"/>
+          <w:lang w:eastAsia="zh-CN"/>
+        </w:rPr>
+        <w:t>Payment Service: Simulates payment, emits events.</w:t>
+      </w:r>
+      <w:r>
+        <w:rPr>
+          <w:rFonts w:eastAsia="宋体"/>
+          <w:lang w:val="en-GB" w:eastAsia="zh-CN"/>
+        </w:rPr>
+        <w:t> </w:t>
+      </w:r>
+      <w:r>
+        <w:rPr>
+          <w:rFonts w:eastAsia="宋体"/>
+          <w:lang w:val="en-GB" w:eastAsia="zh-CN"/>
+        </w:rPr>
+        <w:br/>
+      </w:r>
+      <w:r>
+        <w:rPr>
+          <w:rFonts w:eastAsia="宋体"/>
+          <w:lang w:eastAsia="zh-CN"/>
+        </w:rPr>
+        <w:t>Restaurant Service: Menu management, order acceptance.</w:t>
+      </w:r>
+      <w:r>
+        <w:rPr>
+          <w:rFonts w:eastAsia="宋体"/>
+          <w:lang w:val="en-GB" w:eastAsia="zh-CN"/>
+        </w:rPr>
+        <w:t> </w:t>
+      </w:r>
+      <w:r>
+        <w:rPr>
+          <w:rFonts w:eastAsia="宋体"/>
+          <w:lang w:val="en-GB" w:eastAsia="zh-CN"/>
+        </w:rPr>
+        <w:br/>
+      </w:r>
+      <w:r>
+        <w:rPr>
+          <w:rFonts w:eastAsia="宋体"/>
+          <w:lang w:eastAsia="zh-CN"/>
+        </w:rPr>
+        <w:t>Delivery Service: Driver assignment, progress updates.</w:t>
+      </w:r>
+      <w:r>
+        <w:rPr>
+          <w:rFonts w:eastAsia="宋体"/>
+          <w:lang w:val="en-GB" w:eastAsia="zh-CN"/>
+        </w:rPr>
+        <w:t> </w:t>
+      </w:r>
+      <w:r>
+        <w:rPr>
+          <w:rFonts w:eastAsia="宋体"/>
+          <w:lang w:val="en-GB" w:eastAsia="zh-CN"/>
+        </w:rPr>
+        <w:br/>
+      </w:r>
+      <w:r>
+        <w:rPr>
+          <w:rFonts w:eastAsia="宋体"/>
+          <w:lang w:eastAsia="zh-CN"/>
+        </w:rPr>
+        <w:t>RabbitMQ: Asynchronous event broker.</w:t>
+      </w:r>
+      <w:r>
+        <w:rPr>
+          <w:rFonts w:eastAsia="宋体"/>
+          <w:lang w:val="en-GB" w:eastAsia="zh-CN"/>
+        </w:rPr>
+        <w:t> </w:t>
+      </w:r>
+      <w:r>
+        <w:rPr>
+          <w:rFonts w:eastAsia="宋体"/>
+          <w:lang w:val="en-GB" w:eastAsia="zh-CN"/>
+        </w:rPr>
+        <w:br/>
+      </w:r>
+      <w:r>
+        <w:rPr>
+          <w:rFonts w:eastAsia="宋体"/>
+          <w:lang w:eastAsia="zh-CN"/>
+        </w:rPr>
+        <w:t>PostgreSQL: Persistent storage per service.</w:t>
+      </w:r>
+      <w:r>
+        <w:rPr>
+          <w:rFonts w:eastAsia="宋体"/>
+          <w:lang w:val="en-GB" w:eastAsia="zh-CN"/>
+        </w:rPr>
+        <w:t> </w:t>
+      </w:r>
+      <w:r>
+        <w:rPr>
+          <w:rFonts w:eastAsia="宋体"/>
+          <w:lang w:val="en-GB" w:eastAsia="zh-CN"/>
+        </w:rPr>
+        <w:br/>
+      </w:r>
+      <w:r>
+        <w:rPr>
+          <w:rFonts w:eastAsia="宋体"/>
+          <w:lang w:eastAsia="zh-CN"/>
+        </w:rPr>
+        <w:t>Redis (opt): Caching, rate limiting.</w:t>
+      </w:r>
+      <w:r>
+        <w:rPr>
+          <w:rFonts w:eastAsia="宋体"/>
+          <w:lang w:val="en-GB" w:eastAsia="zh-CN"/>
+        </w:rPr>
+        <w:t> </w:t>
+      </w:r>
+      <w:r>
+        <w:rPr>
+          <w:rFonts w:eastAsia="宋体"/>
+          <w:lang w:val="en-GB" w:eastAsia="zh-CN"/>
+        </w:rPr>
+        <w:br/>
+      </w:r>
+      <w:r>
+        <w:rPr>
+          <w:rFonts w:eastAsia="宋体"/>
+          <w:lang w:eastAsia="zh-CN"/>
+        </w:rPr>
+        <w:t>WebSocket (opt): Real-time delivery push.</w:t>
+      </w:r>
+      <w:r>
+        <w:rPr>
+          <w:rFonts w:eastAsia="宋体"/>
+          <w:lang w:val="en-GB" w:eastAsia="zh-CN"/>
+        </w:rPr>
+        <w:t> </w:t>
+      </w:r>
+    </w:p>
+    <w:p>
+      <w:pPr>
+        <w:rPr>
+          <w:rFonts w:eastAsia="宋体"/>
+          <w:lang w:val="en-GB" w:eastAsia="zh-CN"/>
+        </w:rPr>
+      </w:pPr>
+      <w:r>
+        <w:rPr>
+          <w:rFonts w:eastAsia="宋体"/>
+          <w:lang w:eastAsia="zh-CN"/>
+        </w:rPr>
+        <w:t>6.3 Interactions</w:t>
+      </w:r>
+      <w:r>
+        <w:rPr>
+          <w:rFonts w:eastAsia="宋体"/>
+          <w:lang w:val="en-GB" w:eastAsia="zh-CN"/>
+        </w:rPr>
+        <w:t> </w:t>
+      </w:r>
+      <w:r>
+        <w:rPr>
+          <w:rFonts w:eastAsia="宋体"/>
+          <w:lang w:val="en-GB" w:eastAsia="zh-CN"/>
+        </w:rPr>
+        <w:br/>
+      </w:r>
+      <w:r>
+        <w:rPr>
+          <w:rFonts w:eastAsia="宋体"/>
+          <w:lang w:eastAsia="zh-CN"/>
+        </w:rPr>
+        <w:t>Frontend → API Gateway (HTTPS/REST).</w:t>
+      </w:r>
+      <w:r>
+        <w:rPr>
+          <w:rFonts w:eastAsia="宋体"/>
+          <w:lang w:val="en-GB" w:eastAsia="zh-CN"/>
+        </w:rPr>
+        <w:t> </w:t>
+      </w:r>
+      <w:r>
+        <w:rPr>
+          <w:rFonts w:eastAsia="宋体"/>
+          <w:lang w:val="en-GB" w:eastAsia="zh-CN"/>
+        </w:rPr>
+        <w:br/>
+      </w:r>
+      <w:r>
+        <w:rPr>
+          <w:rFonts w:eastAsia="宋体"/>
+          <w:lang w:eastAsia="zh-CN"/>
+        </w:rPr>
+        <w:t>Gateway → microservices (REST).</w:t>
+      </w:r>
+      <w:r>
+        <w:rPr>
+          <w:rFonts w:eastAsia="宋体"/>
+          <w:lang w:val="en-GB" w:eastAsia="zh-CN"/>
+        </w:rPr>
+        <w:t> </w:t>
+      </w:r>
+      <w:r>
+        <w:rPr>
+          <w:rFonts w:eastAsia="宋体"/>
+          <w:lang w:val="en-GB" w:eastAsia="zh-CN"/>
+        </w:rPr>
+        <w:br/>
+      </w:r>
+      <w:r>
+        <w:rPr>
+          <w:rFonts w:eastAsia="宋体"/>
+          <w:lang w:eastAsia="zh-CN"/>
+        </w:rPr>
+        <w:t>Services ↔ RabbitMQ (AMQP) for events (e.g., </w:t>
+      </w:r>
+      <w:proofErr w:type="spellStart"/>
+      <w:r>
+        <w:rPr>
+          <w:rFonts w:eastAsia="宋体"/>
+          <w:lang w:eastAsia="zh-CN"/>
+        </w:rPr>
+        <w:t>OrderCreated</w:t>
+      </w:r>
+      <w:proofErr w:type="spellEnd"/>
+      <w:r>
+        <w:rPr>
+          <w:rFonts w:eastAsia="宋体"/>
+          <w:lang w:eastAsia="zh-CN"/>
+        </w:rPr>
+        <w:t> → Payment).</w:t>
+      </w:r>
+      <w:r>
+        <w:rPr>
+          <w:rFonts w:eastAsia="宋体"/>
+          <w:lang w:val="en-GB" w:eastAsia="zh-CN"/>
+        </w:rPr>
+        <w:t> </w:t>
+      </w:r>
+      <w:r>
+        <w:rPr>
+          <w:rFonts w:eastAsia="宋体"/>
+          <w:lang w:val="en-GB" w:eastAsia="zh-CN"/>
+        </w:rPr>
+        <w:br/>
+      </w:r>
+      <w:r>
+        <w:rPr>
+          <w:rFonts w:eastAsia="宋体"/>
+          <w:lang w:eastAsia="zh-CN"/>
+        </w:rPr>
+        <w:t>Services → PostgreSQL (JDBC/SQL) for data persistence.</w:t>
+      </w:r>
+      <w:r>
+        <w:rPr>
+          <w:rFonts w:eastAsia="宋体"/>
+          <w:lang w:val="en-GB" w:eastAsia="zh-CN"/>
+        </w:rPr>
+        <w:t> </w:t>
+      </w:r>
+      <w:r>
+        <w:rPr>
+          <w:rFonts w:eastAsia="宋体"/>
+          <w:lang w:val="en-GB" w:eastAsia="zh-CN"/>
+        </w:rPr>
+        <w:br/>
+      </w:r>
+      <w:r>
+        <w:rPr>
+          <w:rFonts w:eastAsia="宋体"/>
+          <w:lang w:eastAsia="zh-CN"/>
+        </w:rPr>
+        <w:t>Optional: API Gateway/Order Service → Redis; Delivery Service → WebSocket → frontend.</w:t>
+      </w:r>
+      <w:r>
+        <w:rPr>
+          <w:rFonts w:eastAsia="宋体"/>
+          <w:lang w:val="en-GB" w:eastAsia="zh-CN"/>
+        </w:rPr>
+        <w:t> </w:t>
+      </w:r>
+    </w:p>
+    <w:p>
+      <w:pPr>
+        <w:rPr>
+          <w:rFonts w:eastAsia="宋体"/>
+          <w:lang w:val="en-GB" w:eastAsia="zh-CN"/>
+        </w:rPr>
+      </w:pPr>
+      <w:r>
+        <w:rPr>
+          <w:rFonts w:eastAsia="宋体"/>
+          <w:lang w:eastAsia="zh-CN"/>
+        </w:rPr>
+        <w:t>6.4 Diagram</w:t>
+      </w:r>
+      <w:r>
+        <w:rPr>
+          <w:rFonts w:eastAsia="宋体"/>
+          <w:lang w:val="en-GB" w:eastAsia="zh-CN"/>
+        </w:rPr>
+        <w:t> </w:t>
+      </w:r>
+    </w:p>
+    <w:p>
+      <w:pPr>
+        <w:rPr>
+          <w:rFonts w:eastAsia="宋体"/>
+          <w:lang w:val="en-GB" w:eastAsia="zh-CN"/>
+        </w:rPr>
+      </w:pPr>
+      <w:r>
+        <w:rPr>
+          <w:rFonts w:eastAsia="宋体"/>
+          <w:lang w:val="en-GB" w:eastAsia="zh-CN"/>
+        </w:rPr>
+        <w:drawing>
+          <wp:inline distT="0" distB="0" distL="0" distR="0" wp14:anchorId="3D66B9C3" wp14:editId="4F38CFD0">
+            <wp:extent cx="6106436" cy="2941320"/>
+            <wp:effectExtent l="0" t="0" r="8890" b="0"/>
+            <wp:docPr id="1345382480" name="图片 3"/>
+            <wp:cNvGraphicFramePr>
+              <a:graphicFrameLocks xmlns:a="http://schemas.openxmlformats.org/drawingml/2006/main" noChangeAspect="1"/>
+            </wp:cNvGraphicFramePr>
+            <a:graphic xmlns:a="http://schemas.openxmlformats.org/drawingml/2006/main">
+              <a:graphicData uri="http://schemas.openxmlformats.org/drawingml/2006/picture">
+                <pic:pic xmlns:pic="http://schemas.openxmlformats.org/drawingml/2006/picture">
+                  <pic:nvPicPr>
+                    <pic:cNvPr id="0" name="Picture 11"/>
+                    <pic:cNvPicPr>
+                      <a:picLocks noChangeAspect="1" noChangeArrowheads="1"/>
+                    </pic:cNvPicPr>
+                  </pic:nvPicPr>
+                  <pic:blipFill>
+                    <a:blip r:embed="rId7">
+                      <a:extLst>
+                        <a:ext uri="{28A0092B-C50C-407E-A947-70E740481C1C}">
+                          <a14:useLocalDpi xmlns:a14="http://schemas.microsoft.com/office/drawing/2010/main" val="0"/>
+                        </a:ext>
+                      </a:extLst>
+                    </a:blip>
+                    <a:srcRect/>
+                    <a:stretch>
+                      <a:fillRect/>
+                    </a:stretch>
+                  </pic:blipFill>
+                  <pic:spPr bwMode="auto">
+                    <a:xfrm>
+                      <a:off x="0" y="0"/>
+                      <a:ext cx="6122221" cy="2948923"/>
+                    </a:xfrm>
+                    <a:prstGeom prst="rect">
+                      <a:avLst/>
+                    </a:prstGeom>
+                    <a:noFill/>
+                    <a:ln>
+                      <a:noFill/>
+                    </a:ln>
+                  </pic:spPr>
+                </pic:pic>
+              </a:graphicData>
+            </a:graphic>
+          </wp:inline>
+        </w:drawing>
+      </w:r>
+      <w:r>
+        <w:rPr>
+          <w:rFonts w:eastAsia="宋体"/>
+          <w:lang w:val="en-GB" w:eastAsia="zh-CN"/>
+        </w:rPr>
+        <w:t> </w:t>
+      </w:r>
+    </w:p>
+    <w:p>
+      <w:pPr>
+        <w:rPr>
+          <w:rFonts w:eastAsia="宋体"/>
+          <w:lang w:eastAsia="zh-CN"/>
+        </w:rPr>
+      </w:pPr>
+    </w:p>
+    <w:p>
+      <w:pPr>
+        <w:rPr>
+          <w:rFonts w:eastAsia="宋体" w:hint="eastAsia"/>
+          <w:lang w:eastAsia="zh-CN"/>
+        </w:rPr>
+      </w:pPr>
     </w:p>
     <w:p>
       <w:pPr>
@@ -2231,7 +2739,6 @@
       </w:pPr>
       <w:bookmarkStart w:id="6" w:name="_Toc222329042"/>
       <w:r>
-        <w:lastRenderedPageBreak/>
         <w:t>Workflow / Process Diagram</w:t>
       </w:r>
       <w:bookmarkEnd w:id="6"/>

--- a/docs/CS4135_Assignment 2_Requirements and UML Documentation.docx
+++ b/docs/CS4135_Assignment 2_Requirements and UML Documentation.docx
@@ -786,7 +786,7 @@
           <w:r>
             <w:fldChar w:fldCharType="separate"/>
           </w:r>
-          <w:hyperlink w:anchor="_Toc222329036" w:history="1">
+          <w:hyperlink w:anchor="_Toc223030589" w:history="1">
             <w:r>
               <w:rPr>
                 <w:rStyle w:val="aff9"/>
@@ -831,7 +831,7 @@
                 <w:noProof/>
                 <w:webHidden/>
               </w:rPr>
-              <w:instrText xml:space="preserve"> PAGEREF _Toc222329036 \h </w:instrText>
+              <w:instrText xml:space="preserve"> PAGEREF _Toc223030589 \h </w:instrText>
             </w:r>
             <w:r>
               <w:rPr>
@@ -851,7 +851,7 @@
                 <w:noProof/>
                 <w:webHidden/>
               </w:rPr>
-              <w:t>3</w:t>
+              <w:t>4</w:t>
             </w:r>
             <w:r>
               <w:rPr>
@@ -878,7 +878,7 @@
               <w14:ligatures w14:val="standardContextual"/>
             </w:rPr>
           </w:pPr>
-          <w:hyperlink w:anchor="_Toc222329037" w:history="1">
+          <w:hyperlink w:anchor="_Toc223030590" w:history="1">
             <w:r>
               <w:rPr>
                 <w:rStyle w:val="aff9"/>
@@ -914,13 +914,6 @@
             </w:r>
             <w:r>
               <w:rPr>
-                <w:rStyle w:val="aff9"/>
-                <w:noProof/>
-              </w:rPr>
-              <w:t>,</w:t>
-            </w:r>
-            <w:r>
-              <w:rPr>
                 <w:noProof/>
                 <w:webHidden/>
               </w:rPr>
@@ -938,7 +931,7 @@
                 <w:noProof/>
                 <w:webHidden/>
               </w:rPr>
-              <w:instrText xml:space="preserve"> PAGEREF _Toc222329037 \h </w:instrText>
+              <w:instrText xml:space="preserve"> PAGEREF _Toc223030590 \h </w:instrText>
             </w:r>
             <w:r>
               <w:rPr>
@@ -958,7 +951,7 @@
                 <w:noProof/>
                 <w:webHidden/>
               </w:rPr>
-              <w:t>4</w:t>
+              <w:t>5</w:t>
             </w:r>
             <w:r>
               <w:rPr>
@@ -985,7 +978,7 @@
               <w14:ligatures w14:val="standardContextual"/>
             </w:rPr>
           </w:pPr>
-          <w:hyperlink w:anchor="_Toc222329038" w:history="1">
+          <w:hyperlink w:anchor="_Toc223030591" w:history="1">
             <w:r>
               <w:rPr>
                 <w:rStyle w:val="aff9"/>
@@ -1030,7 +1023,7 @@
                 <w:noProof/>
                 <w:webHidden/>
               </w:rPr>
-              <w:instrText xml:space="preserve"> PAGEREF _Toc222329038 \h </w:instrText>
+              <w:instrText xml:space="preserve"> PAGEREF _Toc223030591 \h </w:instrText>
             </w:r>
             <w:r>
               <w:rPr>
@@ -1050,7 +1043,7 @@
                 <w:noProof/>
                 <w:webHidden/>
               </w:rPr>
-              <w:t>5</w:t>
+              <w:t>6</w:t>
             </w:r>
             <w:r>
               <w:rPr>
@@ -1077,7 +1070,7 @@
               <w14:ligatures w14:val="standardContextual"/>
             </w:rPr>
           </w:pPr>
-          <w:hyperlink w:anchor="_Toc222329039" w:history="1">
+          <w:hyperlink w:anchor="_Toc223030592" w:history="1">
             <w:r>
               <w:rPr>
                 <w:rStyle w:val="aff9"/>
@@ -1122,7 +1115,7 @@
                 <w:noProof/>
                 <w:webHidden/>
               </w:rPr>
-              <w:instrText xml:space="preserve"> PAGEREF _Toc222329039 \h </w:instrText>
+              <w:instrText xml:space="preserve"> PAGEREF _Toc223030592 \h </w:instrText>
             </w:r>
             <w:r>
               <w:rPr>
@@ -1142,7 +1135,7 @@
                 <w:noProof/>
                 <w:webHidden/>
               </w:rPr>
-              <w:t>6</w:t>
+              <w:t>7</w:t>
             </w:r>
             <w:r>
               <w:rPr>
@@ -1169,11 +1162,13 @@
               <w14:ligatures w14:val="standardContextual"/>
             </w:rPr>
           </w:pPr>
-          <w:hyperlink w:anchor="_Toc222329040" w:history="1">
+          <w:hyperlink w:anchor="_Toc223030593" w:history="1">
             <w:r>
               <w:rPr>
                 <w:rStyle w:val="aff9"/>
+                <w:rFonts w:eastAsia="宋体"/>
                 <w:noProof/>
+                <w:lang w:eastAsia="zh-CN"/>
               </w:rPr>
               <w:t>5.</w:t>
             </w:r>
@@ -1214,7 +1209,7 @@
                 <w:noProof/>
                 <w:webHidden/>
               </w:rPr>
-              <w:instrText xml:space="preserve"> PAGEREF _Toc222329040 \h </w:instrText>
+              <w:instrText xml:space="preserve"> PAGEREF _Toc223030593 \h </w:instrText>
             </w:r>
             <w:r>
               <w:rPr>
@@ -1234,7 +1229,7 @@
                 <w:noProof/>
                 <w:webHidden/>
               </w:rPr>
-              <w:t>7</w:t>
+              <w:t>8</w:t>
             </w:r>
             <w:r>
               <w:rPr>
@@ -1261,10 +1256,11 @@
               <w14:ligatures w14:val="standardContextual"/>
             </w:rPr>
           </w:pPr>
-          <w:hyperlink w:anchor="_Toc222329041" w:history="1">
+          <w:hyperlink w:anchor="_Toc223030594" w:history="1">
             <w:r>
               <w:rPr>
                 <w:rStyle w:val="aff9"/>
+                <w:rFonts w:ascii="Times New Roman" w:hAnsi="Times New Roman" w:cs="Times New Roman"/>
                 <w:noProof/>
               </w:rPr>
               <w:t>6.</w:t>
@@ -1283,6 +1279,7 @@
             <w:r>
               <w:rPr>
                 <w:rStyle w:val="aff9"/>
+                <w:rFonts w:ascii="Times New Roman" w:hAnsi="Times New Roman" w:cs="Times New Roman"/>
                 <w:noProof/>
               </w:rPr>
               <w:t>Component Diagram</w:t>
@@ -1306,7 +1303,7 @@
                 <w:noProof/>
                 <w:webHidden/>
               </w:rPr>
-              <w:instrText xml:space="preserve"> PAGEREF _Toc222329041 \h </w:instrText>
+              <w:instrText xml:space="preserve"> PAGEREF _Toc223030594 \h </w:instrText>
             </w:r>
             <w:r>
               <w:rPr>
@@ -1326,7 +1323,215 @@
                 <w:noProof/>
                 <w:webHidden/>
               </w:rPr>
-              <w:t>8</w:t>
+              <w:t>9</w:t>
+            </w:r>
+            <w:r>
+              <w:rPr>
+                <w:noProof/>
+                <w:webHidden/>
+              </w:rPr>
+              <w:fldChar w:fldCharType="end"/>
+            </w:r>
+          </w:hyperlink>
+        </w:p>
+        <w:p>
+          <w:pPr>
+            <w:pStyle w:val="TOC3"/>
+            <w:tabs>
+              <w:tab w:val="right" w:leader="dot" w:pos="8630"/>
+            </w:tabs>
+            <w:rPr>
+              <w:noProof/>
+            </w:rPr>
+          </w:pPr>
+          <w:hyperlink w:anchor="_Toc223030595" w:history="1">
+            <w:r>
+              <w:rPr>
+                <w:rStyle w:val="aff9"/>
+                <w:rFonts w:ascii="Times New Roman" w:hAnsi="Times New Roman" w:cs="Times New Roman"/>
+                <w:noProof/>
+              </w:rPr>
+              <w:t>6.1 Component Responsibilities</w:t>
+            </w:r>
+            <w:r>
+              <w:rPr>
+                <w:noProof/>
+                <w:webHidden/>
+              </w:rPr>
+              <w:tab/>
+            </w:r>
+            <w:r>
+              <w:rPr>
+                <w:noProof/>
+                <w:webHidden/>
+              </w:rPr>
+              <w:fldChar w:fldCharType="begin"/>
+            </w:r>
+            <w:r>
+              <w:rPr>
+                <w:noProof/>
+                <w:webHidden/>
+              </w:rPr>
+              <w:instrText xml:space="preserve"> PAGEREF _Toc223030595 \h </w:instrText>
+            </w:r>
+            <w:r>
+              <w:rPr>
+                <w:noProof/>
+                <w:webHidden/>
+              </w:rPr>
+            </w:r>
+            <w:r>
+              <w:rPr>
+                <w:noProof/>
+                <w:webHidden/>
+              </w:rPr>
+              <w:fldChar w:fldCharType="separate"/>
+            </w:r>
+            <w:r>
+              <w:rPr>
+                <w:noProof/>
+                <w:webHidden/>
+              </w:rPr>
+              <w:t>9</w:t>
+            </w:r>
+            <w:r>
+              <w:rPr>
+                <w:noProof/>
+                <w:webHidden/>
+              </w:rPr>
+              <w:fldChar w:fldCharType="end"/>
+            </w:r>
+          </w:hyperlink>
+        </w:p>
+        <w:p>
+          <w:pPr>
+            <w:pStyle w:val="TOC3"/>
+            <w:tabs>
+              <w:tab w:val="right" w:leader="dot" w:pos="8630"/>
+            </w:tabs>
+            <w:rPr>
+              <w:noProof/>
+            </w:rPr>
+          </w:pPr>
+          <w:hyperlink w:anchor="_Toc223030596" w:history="1">
+            <w:r>
+              <w:rPr>
+                <w:rStyle w:val="aff9"/>
+                <w:rFonts w:ascii="Times New Roman" w:hAnsi="Times New Roman" w:cs="Times New Roman"/>
+                <w:noProof/>
+              </w:rPr>
+              <w:t>6.3 Interactions</w:t>
+            </w:r>
+            <w:r>
+              <w:rPr>
+                <w:noProof/>
+                <w:webHidden/>
+              </w:rPr>
+              <w:tab/>
+            </w:r>
+            <w:r>
+              <w:rPr>
+                <w:noProof/>
+                <w:webHidden/>
+              </w:rPr>
+              <w:fldChar w:fldCharType="begin"/>
+            </w:r>
+            <w:r>
+              <w:rPr>
+                <w:noProof/>
+                <w:webHidden/>
+              </w:rPr>
+              <w:instrText xml:space="preserve"> PAGEREF _Toc223030596 \h </w:instrText>
+            </w:r>
+            <w:r>
+              <w:rPr>
+                <w:noProof/>
+                <w:webHidden/>
+              </w:rPr>
+            </w:r>
+            <w:r>
+              <w:rPr>
+                <w:noProof/>
+                <w:webHidden/>
+              </w:rPr>
+              <w:fldChar w:fldCharType="separate"/>
+            </w:r>
+            <w:r>
+              <w:rPr>
+                <w:noProof/>
+                <w:webHidden/>
+              </w:rPr>
+              <w:t>9</w:t>
+            </w:r>
+            <w:r>
+              <w:rPr>
+                <w:noProof/>
+                <w:webHidden/>
+              </w:rPr>
+              <w:fldChar w:fldCharType="end"/>
+            </w:r>
+          </w:hyperlink>
+        </w:p>
+        <w:p>
+          <w:pPr>
+            <w:pStyle w:val="TOC3"/>
+            <w:tabs>
+              <w:tab w:val="right" w:leader="dot" w:pos="8630"/>
+            </w:tabs>
+            <w:rPr>
+              <w:noProof/>
+            </w:rPr>
+          </w:pPr>
+          <w:hyperlink w:anchor="_Toc223030597" w:history="1">
+            <w:r>
+              <w:rPr>
+                <w:rStyle w:val="aff9"/>
+                <w:rFonts w:ascii="Times New Roman" w:hAnsi="Times New Roman" w:cs="Times New Roman"/>
+                <w:noProof/>
+                <w:lang w:eastAsia="zh-CN"/>
+              </w:rPr>
+              <w:t>6.4 Diagram</w:t>
+            </w:r>
+            <w:r>
+              <w:rPr>
+                <w:noProof/>
+                <w:webHidden/>
+              </w:rPr>
+              <w:tab/>
+            </w:r>
+            <w:r>
+              <w:rPr>
+                <w:noProof/>
+                <w:webHidden/>
+              </w:rPr>
+              <w:fldChar w:fldCharType="begin"/>
+            </w:r>
+            <w:r>
+              <w:rPr>
+                <w:noProof/>
+                <w:webHidden/>
+              </w:rPr>
+              <w:instrText xml:space="preserve"> PAGEREF _Toc223030597 \h </w:instrText>
+            </w:r>
+            <w:r>
+              <w:rPr>
+                <w:noProof/>
+                <w:webHidden/>
+              </w:rPr>
+            </w:r>
+            <w:r>
+              <w:rPr>
+                <w:noProof/>
+                <w:webHidden/>
+              </w:rPr>
+              <w:fldChar w:fldCharType="separate"/>
+            </w:r>
+            <w:r>
+              <w:rPr>
+                <w:noProof/>
+                <w:webHidden/>
+              </w:rPr>
+              <w:t>9</w:t>
             </w:r>
             <w:r>
               <w:rPr>
@@ -1353,7 +1558,7 @@
               <w14:ligatures w14:val="standardContextual"/>
             </w:rPr>
           </w:pPr>
-          <w:hyperlink w:anchor="_Toc222329042" w:history="1">
+          <w:hyperlink w:anchor="_Toc223030598" w:history="1">
             <w:r>
               <w:rPr>
                 <w:rStyle w:val="aff9"/>
@@ -1398,7 +1603,7 @@
                 <w:noProof/>
                 <w:webHidden/>
               </w:rPr>
-              <w:instrText xml:space="preserve"> PAGEREF _Toc222329042 \h </w:instrText>
+              <w:instrText xml:space="preserve"> PAGEREF _Toc223030598 \h </w:instrText>
             </w:r>
             <w:r>
               <w:rPr>
@@ -1418,7 +1623,7 @@
                 <w:noProof/>
                 <w:webHidden/>
               </w:rPr>
-              <w:t>9</w:t>
+              <w:t>10</w:t>
             </w:r>
             <w:r>
               <w:rPr>
@@ -1444,7 +1649,7 @@
               <w14:ligatures w14:val="standardContextual"/>
             </w:rPr>
           </w:pPr>
-          <w:hyperlink w:anchor="_Toc222329043" w:history="1">
+          <w:hyperlink w:anchor="_Toc223030599" w:history="1">
             <w:r>
               <w:rPr>
                 <w:rStyle w:val="aff9"/>
@@ -1471,7 +1676,7 @@
                 <w:noProof/>
                 <w:webHidden/>
               </w:rPr>
-              <w:instrText xml:space="preserve"> PAGEREF _Toc222329043 \h </w:instrText>
+              <w:instrText xml:space="preserve"> PAGEREF _Toc223030599 \h </w:instrText>
             </w:r>
             <w:r>
               <w:rPr>
@@ -1491,7 +1696,7 @@
                 <w:noProof/>
                 <w:webHidden/>
               </w:rPr>
-              <w:t>10</w:t>
+              <w:t>11</w:t>
             </w:r>
             <w:r>
               <w:rPr>
@@ -1517,7 +1722,7 @@
               <w14:ligatures w14:val="standardContextual"/>
             </w:rPr>
           </w:pPr>
-          <w:hyperlink w:anchor="_Toc222329044" w:history="1">
+          <w:hyperlink w:anchor="_Toc223030600" w:history="1">
             <w:r>
               <w:rPr>
                 <w:rStyle w:val="aff9"/>
@@ -1544,7 +1749,7 @@
                 <w:noProof/>
                 <w:webHidden/>
               </w:rPr>
-              <w:instrText xml:space="preserve"> PAGEREF _Toc222329044 \h </w:instrText>
+              <w:instrText xml:space="preserve"> PAGEREF _Toc223030600 \h </w:instrText>
             </w:r>
             <w:r>
               <w:rPr>
@@ -1564,7 +1769,7 @@
                 <w:noProof/>
                 <w:webHidden/>
               </w:rPr>
-              <w:t>11</w:t>
+              <w:t>12</w:t>
             </w:r>
             <w:r>
               <w:rPr>
@@ -1806,7 +2011,6 @@
           <w:szCs w:val="26"/>
         </w:rPr>
       </w:pPr>
-      <w:bookmarkStart w:id="0" w:name="_Toc222329036"/>
       <w:r>
         <w:br w:type="page"/>
       </w:r>
@@ -1819,6 +2023,7 @@
           <w:numId w:val="13"/>
         </w:numPr>
       </w:pPr>
+      <w:bookmarkStart w:id="0" w:name="_Toc223030589"/>
       <w:r>
         <w:lastRenderedPageBreak/>
         <w:t>Project Overview</w:t>
@@ -1856,7 +2061,7 @@
           <w:numId w:val="13"/>
         </w:numPr>
       </w:pPr>
-      <w:bookmarkStart w:id="1" w:name="_Toc222329037"/>
+      <w:bookmarkStart w:id="1" w:name="_Toc223030590"/>
       <w:r>
         <w:lastRenderedPageBreak/>
         <w:t xml:space="preserve">Team </w:t>
@@ -1897,6 +2102,11 @@
             <w:tcW w:w="1668" w:type="dxa"/>
           </w:tcPr>
           <w:p>
+            <w:pPr>
+              <w:rPr>
+                <w:rFonts w:ascii="Times New Roman" w:hAnsi="Times New Roman" w:cs="Times New Roman"/>
+              </w:rPr>
+            </w:pPr>
             <w:r>
               <w:rPr>
                 <w:rFonts w:ascii="Times New Roman" w:eastAsia="宋体" w:hAnsi="Times New Roman" w:cs="Times New Roman"/>
@@ -1915,8 +2125,14 @@
             <w:tcW w:w="1701" w:type="dxa"/>
           </w:tcPr>
           <w:p>
+            <w:pPr>
+              <w:rPr>
+                <w:rFonts w:ascii="Times New Roman" w:hAnsi="Times New Roman" w:cs="Times New Roman"/>
+              </w:rPr>
+            </w:pPr>
             <w:r>
               <w:rPr>
+                <w:rFonts w:ascii="Times New Roman" w:hAnsi="Times New Roman" w:cs="Times New Roman"/>
                 <w:b/>
                 <w:bCs/>
                 <w:lang w:val="en-IE"/>
@@ -1930,8 +2146,14 @@
             <w:tcW w:w="5487" w:type="dxa"/>
           </w:tcPr>
           <w:p>
+            <w:pPr>
+              <w:rPr>
+                <w:rFonts w:ascii="Times New Roman" w:hAnsi="Times New Roman" w:cs="Times New Roman"/>
+              </w:rPr>
+            </w:pPr>
             <w:r>
               <w:rPr>
+                <w:rFonts w:ascii="Times New Roman" w:hAnsi="Times New Roman" w:cs="Times New Roman"/>
                 <w:b/>
                 <w:bCs/>
               </w:rPr>
@@ -1946,6 +2168,11 @@
             <w:tcW w:w="1668" w:type="dxa"/>
           </w:tcPr>
           <w:p>
+            <w:pPr>
+              <w:rPr>
+                <w:rFonts w:ascii="Times New Roman" w:hAnsi="Times New Roman" w:cs="Times New Roman"/>
+              </w:rPr>
+            </w:pPr>
             <w:r>
               <w:rPr>
                 <w:rFonts w:ascii="Times New Roman" w:eastAsia="宋体" w:hAnsi="Times New Roman" w:cs="Times New Roman"/>
@@ -1971,9 +2198,14 @@
             <w:tcW w:w="1701" w:type="dxa"/>
           </w:tcPr>
           <w:p>
+            <w:pPr>
+              <w:rPr>
+                <w:rFonts w:ascii="Times New Roman" w:hAnsi="Times New Roman" w:cs="Times New Roman"/>
+              </w:rPr>
+            </w:pPr>
             <w:r>
               <w:rPr>
-                <w:rFonts w:ascii="宋体" w:eastAsia="宋体" w:hAnsi="宋体" w:hint="eastAsia"/>
+                <w:rFonts w:ascii="Times New Roman" w:eastAsia="宋体" w:hAnsi="Times New Roman" w:cs="Times New Roman"/>
                 <w:lang w:eastAsia="zh-CN"/>
               </w:rPr>
               <w:t>UML</w:t>
@@ -1984,7 +2216,13 @@
           <w:tcPr>
             <w:tcW w:w="5487" w:type="dxa"/>
           </w:tcPr>
-          <w:p/>
+          <w:p>
+            <w:pPr>
+              <w:rPr>
+                <w:rFonts w:ascii="Times New Roman" w:hAnsi="Times New Roman" w:cs="Times New Roman"/>
+              </w:rPr>
+            </w:pPr>
+          </w:p>
         </w:tc>
       </w:tr>
       <w:tr>
@@ -1993,6 +2231,11 @@
             <w:tcW w:w="1668" w:type="dxa"/>
           </w:tcPr>
           <w:p>
+            <w:pPr>
+              <w:rPr>
+                <w:rFonts w:ascii="Times New Roman" w:hAnsi="Times New Roman" w:cs="Times New Roman"/>
+              </w:rPr>
+            </w:pPr>
             <w:r>
               <w:rPr>
                 <w:rFonts w:ascii="Times New Roman" w:eastAsia="宋体" w:hAnsi="Times New Roman" w:cs="Times New Roman"/>
@@ -2009,9 +2252,14 @@
             <w:tcW w:w="1701" w:type="dxa"/>
           </w:tcPr>
           <w:p>
+            <w:pPr>
+              <w:rPr>
+                <w:rFonts w:ascii="Times New Roman" w:hAnsi="Times New Roman" w:cs="Times New Roman"/>
+              </w:rPr>
+            </w:pPr>
             <w:r>
               <w:rPr>
-                <w:rFonts w:ascii="宋体" w:eastAsia="宋体" w:hAnsi="宋体" w:hint="eastAsia"/>
+                <w:rFonts w:ascii="Times New Roman" w:eastAsia="宋体" w:hAnsi="Times New Roman" w:cs="Times New Roman"/>
                 <w:lang w:eastAsia="zh-CN"/>
               </w:rPr>
               <w:t>Workflow</w:t>
@@ -2022,7 +2270,13 @@
           <w:tcPr>
             <w:tcW w:w="5487" w:type="dxa"/>
           </w:tcPr>
-          <w:p/>
+          <w:p>
+            <w:pPr>
+              <w:rPr>
+                <w:rFonts w:ascii="Times New Roman" w:hAnsi="Times New Roman" w:cs="Times New Roman"/>
+              </w:rPr>
+            </w:pPr>
+          </w:p>
         </w:tc>
       </w:tr>
       <w:tr>
@@ -2031,6 +2285,11 @@
             <w:tcW w:w="1668" w:type="dxa"/>
           </w:tcPr>
           <w:p>
+            <w:pPr>
+              <w:rPr>
+                <w:rFonts w:ascii="Times New Roman" w:hAnsi="Times New Roman" w:cs="Times New Roman"/>
+              </w:rPr>
+            </w:pPr>
             <w:r>
               <w:rPr>
                 <w:rFonts w:ascii="Times New Roman" w:eastAsia="宋体" w:hAnsi="Times New Roman" w:cs="Times New Roman"/>
@@ -2047,9 +2306,14 @@
             <w:tcW w:w="1701" w:type="dxa"/>
           </w:tcPr>
           <w:p>
+            <w:pPr>
+              <w:rPr>
+                <w:rFonts w:ascii="Times New Roman" w:hAnsi="Times New Roman" w:cs="Times New Roman"/>
+              </w:rPr>
+            </w:pPr>
             <w:r>
               <w:rPr>
-                <w:rFonts w:ascii="宋体" w:eastAsia="宋体" w:hAnsi="宋体" w:hint="eastAsia"/>
+                <w:rFonts w:ascii="Times New Roman" w:eastAsia="宋体" w:hAnsi="Times New Roman" w:cs="Times New Roman"/>
                 <w:lang w:eastAsia="zh-CN"/>
               </w:rPr>
               <w:t>Component</w:t>
@@ -2060,7 +2324,13 @@
           <w:tcPr>
             <w:tcW w:w="5487" w:type="dxa"/>
           </w:tcPr>
-          <w:p/>
+          <w:p>
+            <w:pPr>
+              <w:rPr>
+                <w:rFonts w:ascii="Times New Roman" w:hAnsi="Times New Roman" w:cs="Times New Roman"/>
+              </w:rPr>
+            </w:pPr>
+          </w:p>
         </w:tc>
       </w:tr>
     </w:tbl>
@@ -2077,7 +2347,7 @@
           <w:numId w:val="13"/>
         </w:numPr>
       </w:pPr>
-      <w:bookmarkStart w:id="2" w:name="_Toc222329038"/>
+      <w:bookmarkStart w:id="2" w:name="_Toc223030591"/>
       <w:r>
         <w:lastRenderedPageBreak/>
         <w:t>Architecture Style Identification</w:t>
@@ -2115,7 +2385,7 @@
           <w:numId w:val="13"/>
         </w:numPr>
       </w:pPr>
-      <w:bookmarkStart w:id="3" w:name="_Toc222329039"/>
+      <w:bookmarkStart w:id="3" w:name="_Toc223030592"/>
       <w:r>
         <w:lastRenderedPageBreak/>
         <w:t>Requirements Analysis &amp; Condensed SRS</w:t>
@@ -2155,8 +2425,12 @@
           <w:ilvl w:val="0"/>
           <w:numId w:val="13"/>
         </w:numPr>
-      </w:pPr>
-      <w:bookmarkStart w:id="4" w:name="_Toc222329040"/>
+        <w:rPr>
+          <w:rFonts w:eastAsia="宋体"/>
+          <w:lang w:eastAsia="zh-CN"/>
+        </w:rPr>
+      </w:pPr>
+      <w:bookmarkStart w:id="4" w:name="_Toc223030593"/>
       <w:r>
         <w:lastRenderedPageBreak/>
         <w:t>UML Domain Model – Class Diagram</w:t>
@@ -2164,24 +2438,57 @@
       <w:bookmarkEnd w:id="4"/>
     </w:p>
     <w:p>
-      <w:r>
-        <w:t>One</w:t>
-      </w:r>
-      <w:r>
-        <w:t xml:space="preserve"> page</w:t>
-      </w:r>
+      <w:pPr>
+        <w:rPr>
+          <w:rFonts w:eastAsia="宋体" w:hint="eastAsia"/>
+          <w:lang w:eastAsia="zh-CN"/>
+        </w:rPr>
+      </w:pPr>
     </w:p>
     <w:p>
       <w:pPr>
+        <w:keepNext/>
+      </w:pPr>
+      <w:r>
         <w:rPr>
-          <w:rFonts w:asciiTheme="majorHAnsi" w:eastAsiaTheme="majorEastAsia" w:hAnsiTheme="majorHAnsi" w:cstheme="majorBidi"/>
-          <w:b/>
-          <w:bCs/>
-          <w:color w:val="4F81BD" w:themeColor="accent1"/>
-          <w:sz w:val="26"/>
-          <w:szCs w:val="26"/>
+          <w:noProof/>
         </w:rPr>
-      </w:pPr>
+        <w:drawing>
+          <wp:inline distT="0" distB="0" distL="0" distR="0" wp14:anchorId="20867410" wp14:editId="11DEBBAF">
+            <wp:extent cx="5486400" cy="3492500"/>
+            <wp:effectExtent l="0" t="0" r="0" b="0"/>
+            <wp:docPr id="19006193" name="图片 3" descr="图示&#10;&#10;AI 生成的内容可能不正确。"/>
+            <wp:cNvGraphicFramePr>
+              <a:graphicFrameLocks xmlns:a="http://schemas.openxmlformats.org/drawingml/2006/main" noChangeAspect="1"/>
+            </wp:cNvGraphicFramePr>
+            <a:graphic xmlns:a="http://schemas.openxmlformats.org/drawingml/2006/main">
+              <a:graphicData uri="http://schemas.openxmlformats.org/drawingml/2006/picture">
+                <pic:pic xmlns:pic="http://schemas.openxmlformats.org/drawingml/2006/picture">
+                  <pic:nvPicPr>
+                    <pic:cNvPr id="19006193" name="图片 3" descr="图示&#10;&#10;AI 生成的内容可能不正确。"/>
+                    <pic:cNvPicPr/>
+                  </pic:nvPicPr>
+                  <pic:blipFill>
+                    <a:blip r:embed="rId7"/>
+                    <a:stretch>
+                      <a:fillRect/>
+                    </a:stretch>
+                  </pic:blipFill>
+                  <pic:spPr>
+                    <a:xfrm>
+                      <a:off x="0" y="0"/>
+                      <a:ext cx="5486400" cy="3492500"/>
+                    </a:xfrm>
+                    <a:prstGeom prst="rect">
+                      <a:avLst/>
+                    </a:prstGeom>
+                  </pic:spPr>
+                </pic:pic>
+              </a:graphicData>
+            </a:graphic>
+          </wp:inline>
+        </w:drawing>
+      </w:r>
       <w:r>
         <w:br w:type="page"/>
       </w:r>
@@ -2194,11 +2501,14 @@
           <w:numId w:val="13"/>
         </w:numPr>
         <w:rPr>
-          <w:rFonts w:hint="eastAsia"/>
+          <w:rFonts w:ascii="Times New Roman" w:hAnsi="Times New Roman" w:cs="Times New Roman"/>
         </w:rPr>
       </w:pPr>
-      <w:bookmarkStart w:id="5" w:name="_Toc222329041"/>
+      <w:bookmarkStart w:id="5" w:name="_Toc223030594"/>
       <w:r>
+        <w:rPr>
+          <w:rFonts w:ascii="Times New Roman" w:hAnsi="Times New Roman" w:cs="Times New Roman"/>
+        </w:rPr>
         <w:lastRenderedPageBreak/>
         <w:t>Component Diagram</w:t>
       </w:r>
@@ -2207,20 +2517,267 @@
     <w:p>
       <w:pPr>
         <w:rPr>
-          <w:rFonts w:eastAsia="宋体"/>
+          <w:rFonts w:ascii="Times New Roman" w:eastAsia="宋体" w:hAnsi="Times New Roman" w:cs="Times New Roman"/>
           <w:lang w:val="en-GB" w:eastAsia="zh-CN"/>
         </w:rPr>
       </w:pPr>
+      <w:bookmarkStart w:id="6" w:name="_Toc223030595"/>
       <w:r>
         <w:rPr>
-          <w:rFonts w:eastAsia="宋体"/>
-          <w:lang w:eastAsia="zh-CN"/>
+          <w:rStyle w:val="32"/>
+          <w:rFonts w:ascii="Times New Roman" w:hAnsi="Times New Roman" w:cs="Times New Roman"/>
         </w:rPr>
-        <w:t>6.1 Overview System adopts microservice architecture with five core services: User, Order, Payment, Restaurant, Delivery. Services communicate asynchronously via RabbitMQ (event-driven). Frontend (React) accesses services through API Gateway. PostgreSQL stores data (logical isolation). Redis/WebSocket are optional for performance/real-time updates.</w:t>
+        <w:t>6.</w:t>
       </w:r>
       <w:r>
         <w:rPr>
-          <w:rFonts w:eastAsia="宋体"/>
+          <w:rStyle w:val="32"/>
+          <w:rFonts w:ascii="Times New Roman" w:hAnsi="Times New Roman" w:cs="Times New Roman"/>
+        </w:rPr>
+        <w:t>1</w:t>
+      </w:r>
+      <w:r>
+        <w:rPr>
+          <w:rStyle w:val="32"/>
+          <w:rFonts w:ascii="Times New Roman" w:hAnsi="Times New Roman" w:cs="Times New Roman"/>
+        </w:rPr>
+        <w:t xml:space="preserve"> Component Responsibilities</w:t>
+      </w:r>
+      <w:bookmarkEnd w:id="6"/>
+      <w:r>
+        <w:rPr>
+          <w:rFonts w:ascii="Times New Roman" w:eastAsia="宋体" w:hAnsi="Times New Roman" w:cs="Times New Roman"/>
+          <w:lang w:val="en-GB" w:eastAsia="zh-CN"/>
+        </w:rPr>
+        <w:t> </w:t>
+      </w:r>
+      <w:r>
+        <w:rPr>
+          <w:rFonts w:ascii="Times New Roman" w:eastAsia="宋体" w:hAnsi="Times New Roman" w:cs="Times New Roman"/>
+          <w:lang w:val="en-GB" w:eastAsia="zh-CN"/>
+        </w:rPr>
+        <w:br/>
+      </w:r>
+      <w:r>
+        <w:rPr>
+          <w:rFonts w:ascii="Times New Roman" w:eastAsia="宋体" w:hAnsi="Times New Roman" w:cs="Times New Roman"/>
+          <w:lang w:eastAsia="zh-CN"/>
+        </w:rPr>
+        <w:t>React Frontend: UI for customers, restaurants, drivers, admins.</w:t>
+      </w:r>
+      <w:r>
+        <w:rPr>
+          <w:rFonts w:ascii="Times New Roman" w:eastAsia="宋体" w:hAnsi="Times New Roman" w:cs="Times New Roman"/>
+          <w:lang w:val="en-GB" w:eastAsia="zh-CN"/>
+        </w:rPr>
+        <w:t> </w:t>
+      </w:r>
+      <w:r>
+        <w:rPr>
+          <w:rFonts w:ascii="Times New Roman" w:eastAsia="宋体" w:hAnsi="Times New Roman" w:cs="Times New Roman"/>
+          <w:lang w:val="en-GB" w:eastAsia="zh-CN"/>
+        </w:rPr>
+        <w:br/>
+      </w:r>
+      <w:r>
+        <w:rPr>
+          <w:rFonts w:ascii="Times New Roman" w:eastAsia="宋体" w:hAnsi="Times New Roman" w:cs="Times New Roman"/>
+          <w:lang w:eastAsia="zh-CN"/>
+        </w:rPr>
+        <w:t>API Gateway: Routes requests, handles auth, rate limiting.</w:t>
+      </w:r>
+      <w:r>
+        <w:rPr>
+          <w:rFonts w:ascii="Times New Roman" w:eastAsia="宋体" w:hAnsi="Times New Roman" w:cs="Times New Roman"/>
+          <w:lang w:val="en-GB" w:eastAsia="zh-CN"/>
+        </w:rPr>
+        <w:t> </w:t>
+      </w:r>
+      <w:r>
+        <w:rPr>
+          <w:rFonts w:ascii="Times New Roman" w:eastAsia="宋体" w:hAnsi="Times New Roman" w:cs="Times New Roman"/>
+          <w:lang w:val="en-GB" w:eastAsia="zh-CN"/>
+        </w:rPr>
+        <w:br/>
+      </w:r>
+      <w:r>
+        <w:rPr>
+          <w:rFonts w:ascii="Times New Roman" w:eastAsia="宋体" w:hAnsi="Times New Roman" w:cs="Times New Roman"/>
+          <w:lang w:eastAsia="zh-CN"/>
+        </w:rPr>
+        <w:t>User Service: Manages registration, login, roles.</w:t>
+      </w:r>
+      <w:r>
+        <w:rPr>
+          <w:rFonts w:ascii="Times New Roman" w:eastAsia="宋体" w:hAnsi="Times New Roman" w:cs="Times New Roman"/>
+          <w:lang w:val="en-GB" w:eastAsia="zh-CN"/>
+        </w:rPr>
+        <w:t> </w:t>
+      </w:r>
+      <w:r>
+        <w:rPr>
+          <w:rFonts w:ascii="Times New Roman" w:eastAsia="宋体" w:hAnsi="Times New Roman" w:cs="Times New Roman"/>
+          <w:lang w:val="en-GB" w:eastAsia="zh-CN"/>
+        </w:rPr>
+        <w:br/>
+      </w:r>
+      <w:r>
+        <w:rPr>
+          <w:rFonts w:ascii="Times New Roman" w:eastAsia="宋体" w:hAnsi="Times New Roman" w:cs="Times New Roman"/>
+          <w:lang w:eastAsia="zh-CN"/>
+        </w:rPr>
+        <w:t>Order Service: Order creation, status tracking.</w:t>
+      </w:r>
+      <w:r>
+        <w:rPr>
+          <w:rFonts w:ascii="Times New Roman" w:eastAsia="宋体" w:hAnsi="Times New Roman" w:cs="Times New Roman"/>
+          <w:lang w:val="en-GB" w:eastAsia="zh-CN"/>
+        </w:rPr>
+        <w:t> </w:t>
+      </w:r>
+      <w:r>
+        <w:rPr>
+          <w:rFonts w:ascii="Times New Roman" w:eastAsia="宋体" w:hAnsi="Times New Roman" w:cs="Times New Roman"/>
+          <w:lang w:val="en-GB" w:eastAsia="zh-CN"/>
+        </w:rPr>
+        <w:br/>
+      </w:r>
+      <w:r>
+        <w:rPr>
+          <w:rFonts w:ascii="Times New Roman" w:eastAsia="宋体" w:hAnsi="Times New Roman" w:cs="Times New Roman"/>
+          <w:lang w:eastAsia="zh-CN"/>
+        </w:rPr>
+        <w:t>Payment Service: Simulates payment, emits events.</w:t>
+      </w:r>
+      <w:r>
+        <w:rPr>
+          <w:rFonts w:ascii="Times New Roman" w:eastAsia="宋体" w:hAnsi="Times New Roman" w:cs="Times New Roman"/>
+          <w:lang w:val="en-GB" w:eastAsia="zh-CN"/>
+        </w:rPr>
+        <w:t> </w:t>
+      </w:r>
+      <w:r>
+        <w:rPr>
+          <w:rFonts w:ascii="Times New Roman" w:eastAsia="宋体" w:hAnsi="Times New Roman" w:cs="Times New Roman"/>
+          <w:lang w:val="en-GB" w:eastAsia="zh-CN"/>
+        </w:rPr>
+        <w:br/>
+      </w:r>
+      <w:r>
+        <w:rPr>
+          <w:rFonts w:ascii="Times New Roman" w:eastAsia="宋体" w:hAnsi="Times New Roman" w:cs="Times New Roman"/>
+          <w:lang w:eastAsia="zh-CN"/>
+        </w:rPr>
+        <w:t>Restaurant Service: Menu management, order acceptance.</w:t>
+      </w:r>
+      <w:r>
+        <w:rPr>
+          <w:rFonts w:ascii="Times New Roman" w:eastAsia="宋体" w:hAnsi="Times New Roman" w:cs="Times New Roman"/>
+          <w:lang w:val="en-GB" w:eastAsia="zh-CN"/>
+        </w:rPr>
+        <w:t> </w:t>
+      </w:r>
+      <w:r>
+        <w:rPr>
+          <w:rFonts w:ascii="Times New Roman" w:eastAsia="宋体" w:hAnsi="Times New Roman" w:cs="Times New Roman"/>
+          <w:lang w:val="en-GB" w:eastAsia="zh-CN"/>
+        </w:rPr>
+        <w:br/>
+      </w:r>
+      <w:r>
+        <w:rPr>
+          <w:rFonts w:ascii="Times New Roman" w:eastAsia="宋体" w:hAnsi="Times New Roman" w:cs="Times New Roman"/>
+          <w:lang w:eastAsia="zh-CN"/>
+        </w:rPr>
+        <w:t>Delivery Service: Driver assignment, progress updates.</w:t>
+      </w:r>
+      <w:r>
+        <w:rPr>
+          <w:rFonts w:ascii="Times New Roman" w:eastAsia="宋体" w:hAnsi="Times New Roman" w:cs="Times New Roman"/>
+          <w:lang w:val="en-GB" w:eastAsia="zh-CN"/>
+        </w:rPr>
+        <w:t> </w:t>
+      </w:r>
+      <w:r>
+        <w:rPr>
+          <w:rFonts w:ascii="Times New Roman" w:eastAsia="宋体" w:hAnsi="Times New Roman" w:cs="Times New Roman"/>
+          <w:lang w:val="en-GB" w:eastAsia="zh-CN"/>
+        </w:rPr>
+        <w:br/>
+      </w:r>
+      <w:r>
+        <w:rPr>
+          <w:rFonts w:ascii="Times New Roman" w:eastAsia="宋体" w:hAnsi="Times New Roman" w:cs="Times New Roman"/>
+          <w:lang w:eastAsia="zh-CN"/>
+        </w:rPr>
+        <w:t>RabbitMQ: Asynchronous event broker.</w:t>
+      </w:r>
+      <w:r>
+        <w:rPr>
+          <w:rFonts w:ascii="Times New Roman" w:eastAsia="宋体" w:hAnsi="Times New Roman" w:cs="Times New Roman"/>
+          <w:lang w:val="en-GB" w:eastAsia="zh-CN"/>
+        </w:rPr>
+        <w:t> </w:t>
+      </w:r>
+      <w:r>
+        <w:rPr>
+          <w:rFonts w:ascii="Times New Roman" w:eastAsia="宋体" w:hAnsi="Times New Roman" w:cs="Times New Roman"/>
+          <w:lang w:val="en-GB" w:eastAsia="zh-CN"/>
+        </w:rPr>
+        <w:br/>
+      </w:r>
+      <w:r>
+        <w:rPr>
+          <w:rFonts w:ascii="Times New Roman" w:eastAsia="宋体" w:hAnsi="Times New Roman" w:cs="Times New Roman"/>
+          <w:lang w:eastAsia="zh-CN"/>
+        </w:rPr>
+        <w:t>PostgreSQL: Persistent storage per service.</w:t>
+      </w:r>
+      <w:r>
+        <w:rPr>
+          <w:rFonts w:ascii="Times New Roman" w:eastAsia="宋体" w:hAnsi="Times New Roman" w:cs="Times New Roman"/>
+          <w:lang w:val="en-GB" w:eastAsia="zh-CN"/>
+        </w:rPr>
+        <w:t> </w:t>
+      </w:r>
+      <w:r>
+        <w:rPr>
+          <w:rFonts w:ascii="Times New Roman" w:eastAsia="宋体" w:hAnsi="Times New Roman" w:cs="Times New Roman"/>
+          <w:lang w:val="en-GB" w:eastAsia="zh-CN"/>
+        </w:rPr>
+        <w:br/>
+      </w:r>
+      <w:r>
+        <w:rPr>
+          <w:rFonts w:ascii="Times New Roman" w:eastAsia="宋体" w:hAnsi="Times New Roman" w:cs="Times New Roman"/>
+          <w:lang w:eastAsia="zh-CN"/>
+        </w:rPr>
+        <w:t>Redis (opt): Caching, rate limiting.</w:t>
+      </w:r>
+      <w:r>
+        <w:rPr>
+          <w:rFonts w:ascii="Times New Roman" w:eastAsia="宋体" w:hAnsi="Times New Roman" w:cs="Times New Roman"/>
+          <w:lang w:val="en-GB" w:eastAsia="zh-CN"/>
+        </w:rPr>
+        <w:t> </w:t>
+      </w:r>
+      <w:r>
+        <w:rPr>
+          <w:rFonts w:ascii="Times New Roman" w:eastAsia="宋体" w:hAnsi="Times New Roman" w:cs="Times New Roman"/>
+          <w:lang w:val="en-GB" w:eastAsia="zh-CN"/>
+        </w:rPr>
+        <w:br/>
+      </w:r>
+      <w:r>
+        <w:rPr>
+          <w:rFonts w:ascii="Times New Roman" w:eastAsia="宋体" w:hAnsi="Times New Roman" w:cs="Times New Roman"/>
+          <w:lang w:eastAsia="zh-CN"/>
+        </w:rPr>
+        <w:t>WebSocket (opt): Real-time delivery push.</w:t>
+      </w:r>
+      <w:r>
+        <w:rPr>
+          <w:rFonts w:ascii="Times New Roman" w:eastAsia="宋体" w:hAnsi="Times New Roman" w:cs="Times New Roman"/>
           <w:lang w:val="en-GB" w:eastAsia="zh-CN"/>
         </w:rPr>
         <w:t> </w:t>
@@ -2229,329 +2786,78 @@
     <w:p>
       <w:pPr>
         <w:rPr>
-          <w:rFonts w:eastAsia="宋体"/>
+          <w:rFonts w:ascii="Times New Roman" w:eastAsia="宋体" w:hAnsi="Times New Roman" w:cs="Times New Roman"/>
           <w:lang w:val="en-GB" w:eastAsia="zh-CN"/>
         </w:rPr>
       </w:pPr>
+      <w:bookmarkStart w:id="7" w:name="_Toc223030596"/>
       <w:r>
         <w:rPr>
-          <w:rFonts w:eastAsia="宋体"/>
-          <w:lang w:eastAsia="zh-CN"/>
+          <w:rStyle w:val="32"/>
+          <w:rFonts w:ascii="Times New Roman" w:hAnsi="Times New Roman" w:cs="Times New Roman"/>
         </w:rPr>
-        <w:t>6.2 Component Responsibilities</w:t>
+        <w:t>6.3 Interactions</w:t>
+      </w:r>
+      <w:bookmarkEnd w:id="7"/>
+      <w:r>
+        <w:rPr>
+          <w:rStyle w:val="32"/>
+          <w:rFonts w:ascii="Times New Roman" w:hAnsi="Times New Roman" w:cs="Times New Roman"/>
+        </w:rPr>
+        <w:t> </w:t>
       </w:r>
       <w:r>
         <w:rPr>
-          <w:rFonts w:eastAsia="宋体"/>
+          <w:rFonts w:ascii="Times New Roman" w:eastAsia="宋体" w:hAnsi="Times New Roman" w:cs="Times New Roman"/>
+          <w:lang w:val="en-GB" w:eastAsia="zh-CN"/>
+        </w:rPr>
+        <w:br/>
+      </w:r>
+      <w:r>
+        <w:rPr>
+          <w:rFonts w:ascii="Times New Roman" w:eastAsia="宋体" w:hAnsi="Times New Roman" w:cs="Times New Roman"/>
+          <w:lang w:eastAsia="zh-CN"/>
+        </w:rPr>
+        <w:t>Frontend → API Gateway (HTTPS/REST).</w:t>
+      </w:r>
+      <w:r>
+        <w:rPr>
+          <w:rFonts w:ascii="Times New Roman" w:eastAsia="宋体" w:hAnsi="Times New Roman" w:cs="Times New Roman"/>
           <w:lang w:val="en-GB" w:eastAsia="zh-CN"/>
         </w:rPr>
         <w:t> </w:t>
       </w:r>
       <w:r>
         <w:rPr>
-          <w:rFonts w:eastAsia="宋体"/>
+          <w:rFonts w:ascii="Times New Roman" w:eastAsia="宋体" w:hAnsi="Times New Roman" w:cs="Times New Roman"/>
           <w:lang w:val="en-GB" w:eastAsia="zh-CN"/>
         </w:rPr>
         <w:br/>
       </w:r>
       <w:r>
         <w:rPr>
-          <w:rFonts w:eastAsia="宋体"/>
+          <w:rFonts w:ascii="Times New Roman" w:eastAsia="宋体" w:hAnsi="Times New Roman" w:cs="Times New Roman"/>
           <w:lang w:eastAsia="zh-CN"/>
         </w:rPr>
-        <w:t>React Frontend: UI for customers, restaurants, drivers, admins.</w:t>
+        <w:t>Gateway → microservices (REST).</w:t>
       </w:r>
       <w:r>
         <w:rPr>
-          <w:rFonts w:eastAsia="宋体"/>
+          <w:rFonts w:ascii="Times New Roman" w:eastAsia="宋体" w:hAnsi="Times New Roman" w:cs="Times New Roman"/>
           <w:lang w:val="en-GB" w:eastAsia="zh-CN"/>
         </w:rPr>
         <w:t> </w:t>
       </w:r>
       <w:r>
         <w:rPr>
-          <w:rFonts w:eastAsia="宋体"/>
+          <w:rFonts w:ascii="Times New Roman" w:eastAsia="宋体" w:hAnsi="Times New Roman" w:cs="Times New Roman"/>
           <w:lang w:val="en-GB" w:eastAsia="zh-CN"/>
         </w:rPr>
         <w:br/>
       </w:r>
       <w:r>
         <w:rPr>
-          <w:rFonts w:eastAsia="宋体"/>
-          <w:lang w:eastAsia="zh-CN"/>
-        </w:rPr>
-        <w:t>API Gateway: Routes requests, handles auth, rate limiting.</w:t>
-      </w:r>
-      <w:r>
-        <w:rPr>
-          <w:rFonts w:eastAsia="宋体"/>
-          <w:lang w:val="en-GB" w:eastAsia="zh-CN"/>
-        </w:rPr>
-        <w:t> </w:t>
-      </w:r>
-      <w:r>
-        <w:rPr>
-          <w:rFonts w:eastAsia="宋体"/>
-          <w:lang w:val="en-GB" w:eastAsia="zh-CN"/>
-        </w:rPr>
-        <w:br/>
-      </w:r>
-      <w:r>
-        <w:rPr>
-          <w:rFonts w:eastAsia="宋体"/>
-          <w:lang w:eastAsia="zh-CN"/>
-        </w:rPr>
-        <w:t>User Service: Manages registration, login, roles.</w:t>
-      </w:r>
-      <w:r>
-        <w:rPr>
-          <w:rFonts w:eastAsia="宋体"/>
-          <w:lang w:val="en-GB" w:eastAsia="zh-CN"/>
-        </w:rPr>
-        <w:t> </w:t>
-      </w:r>
-      <w:r>
-        <w:rPr>
-          <w:rFonts w:eastAsia="宋体"/>
-          <w:lang w:val="en-GB" w:eastAsia="zh-CN"/>
-        </w:rPr>
-        <w:br/>
-      </w:r>
-      <w:r>
-        <w:rPr>
-          <w:rFonts w:eastAsia="宋体"/>
-          <w:lang w:eastAsia="zh-CN"/>
-        </w:rPr>
-        <w:t>Order Service: Order creation, status tracking.</w:t>
-      </w:r>
-      <w:r>
-        <w:rPr>
-          <w:rFonts w:eastAsia="宋体"/>
-          <w:lang w:val="en-GB" w:eastAsia="zh-CN"/>
-        </w:rPr>
-        <w:t> </w:t>
-      </w:r>
-      <w:r>
-        <w:rPr>
-          <w:rFonts w:eastAsia="宋体"/>
-          <w:lang w:val="en-GB" w:eastAsia="zh-CN"/>
-        </w:rPr>
-        <w:br/>
-      </w:r>
-      <w:r>
-        <w:rPr>
-          <w:rFonts w:eastAsia="宋体"/>
-          <w:lang w:eastAsia="zh-CN"/>
-        </w:rPr>
-        <w:t>Payment Service: Simulates payment, emits events.</w:t>
-      </w:r>
-      <w:r>
-        <w:rPr>
-          <w:rFonts w:eastAsia="宋体"/>
-          <w:lang w:val="en-GB" w:eastAsia="zh-CN"/>
-        </w:rPr>
-        <w:t> </w:t>
-      </w:r>
-      <w:r>
-        <w:rPr>
-          <w:rFonts w:eastAsia="宋体"/>
-          <w:lang w:val="en-GB" w:eastAsia="zh-CN"/>
-        </w:rPr>
-        <w:br/>
-      </w:r>
-      <w:r>
-        <w:rPr>
-          <w:rFonts w:eastAsia="宋体"/>
-          <w:lang w:eastAsia="zh-CN"/>
-        </w:rPr>
-        <w:t>Restaurant Service: Menu management, order acceptance.</w:t>
-      </w:r>
-      <w:r>
-        <w:rPr>
-          <w:rFonts w:eastAsia="宋体"/>
-          <w:lang w:val="en-GB" w:eastAsia="zh-CN"/>
-        </w:rPr>
-        <w:t> </w:t>
-      </w:r>
-      <w:r>
-        <w:rPr>
-          <w:rFonts w:eastAsia="宋体"/>
-          <w:lang w:val="en-GB" w:eastAsia="zh-CN"/>
-        </w:rPr>
-        <w:br/>
-      </w:r>
-      <w:r>
-        <w:rPr>
-          <w:rFonts w:eastAsia="宋体"/>
-          <w:lang w:eastAsia="zh-CN"/>
-        </w:rPr>
-        <w:t>Delivery Service: Driver assignment, progress updates.</w:t>
-      </w:r>
-      <w:r>
-        <w:rPr>
-          <w:rFonts w:eastAsia="宋体"/>
-          <w:lang w:val="en-GB" w:eastAsia="zh-CN"/>
-        </w:rPr>
-        <w:t> </w:t>
-      </w:r>
-      <w:r>
-        <w:rPr>
-          <w:rFonts w:eastAsia="宋体"/>
-          <w:lang w:val="en-GB" w:eastAsia="zh-CN"/>
-        </w:rPr>
-        <w:br/>
-      </w:r>
-      <w:r>
-        <w:rPr>
-          <w:rFonts w:eastAsia="宋体"/>
-          <w:lang w:eastAsia="zh-CN"/>
-        </w:rPr>
-        <w:t>RabbitMQ: Asynchronous event broker.</w:t>
-      </w:r>
-      <w:r>
-        <w:rPr>
-          <w:rFonts w:eastAsia="宋体"/>
-          <w:lang w:val="en-GB" w:eastAsia="zh-CN"/>
-        </w:rPr>
-        <w:t> </w:t>
-      </w:r>
-      <w:r>
-        <w:rPr>
-          <w:rFonts w:eastAsia="宋体"/>
-          <w:lang w:val="en-GB" w:eastAsia="zh-CN"/>
-        </w:rPr>
-        <w:br/>
-      </w:r>
-      <w:r>
-        <w:rPr>
-          <w:rFonts w:eastAsia="宋体"/>
-          <w:lang w:eastAsia="zh-CN"/>
-        </w:rPr>
-        <w:t>PostgreSQL: Persistent storage per service.</w:t>
-      </w:r>
-      <w:r>
-        <w:rPr>
-          <w:rFonts w:eastAsia="宋体"/>
-          <w:lang w:val="en-GB" w:eastAsia="zh-CN"/>
-        </w:rPr>
-        <w:t> </w:t>
-      </w:r>
-      <w:r>
-        <w:rPr>
-          <w:rFonts w:eastAsia="宋体"/>
-          <w:lang w:val="en-GB" w:eastAsia="zh-CN"/>
-        </w:rPr>
-        <w:br/>
-      </w:r>
-      <w:r>
-        <w:rPr>
-          <w:rFonts w:eastAsia="宋体"/>
-          <w:lang w:eastAsia="zh-CN"/>
-        </w:rPr>
-        <w:t>Redis (opt): Caching, rate limiting.</w:t>
-      </w:r>
-      <w:r>
-        <w:rPr>
-          <w:rFonts w:eastAsia="宋体"/>
-          <w:lang w:val="en-GB" w:eastAsia="zh-CN"/>
-        </w:rPr>
-        <w:t> </w:t>
-      </w:r>
-      <w:r>
-        <w:rPr>
-          <w:rFonts w:eastAsia="宋体"/>
-          <w:lang w:val="en-GB" w:eastAsia="zh-CN"/>
-        </w:rPr>
-        <w:br/>
-      </w:r>
-      <w:r>
-        <w:rPr>
-          <w:rFonts w:eastAsia="宋体"/>
-          <w:lang w:eastAsia="zh-CN"/>
-        </w:rPr>
-        <w:t>WebSocket (opt): Real-time delivery push.</w:t>
-      </w:r>
-      <w:r>
-        <w:rPr>
-          <w:rFonts w:eastAsia="宋体"/>
-          <w:lang w:val="en-GB" w:eastAsia="zh-CN"/>
-        </w:rPr>
-        <w:t> </w:t>
-      </w:r>
-    </w:p>
-    <w:p>
-      <w:pPr>
-        <w:rPr>
-          <w:rFonts w:eastAsia="宋体"/>
-          <w:lang w:val="en-GB" w:eastAsia="zh-CN"/>
-        </w:rPr>
-      </w:pPr>
-      <w:r>
-        <w:rPr>
-          <w:rFonts w:eastAsia="宋体"/>
-          <w:lang w:eastAsia="zh-CN"/>
-        </w:rPr>
-        <w:t>6.3 Interactions</w:t>
-      </w:r>
-      <w:r>
-        <w:rPr>
-          <w:rFonts w:eastAsia="宋体"/>
-          <w:lang w:val="en-GB" w:eastAsia="zh-CN"/>
-        </w:rPr>
-        <w:t> </w:t>
-      </w:r>
-      <w:r>
-        <w:rPr>
-          <w:rFonts w:eastAsia="宋体"/>
-          <w:lang w:val="en-GB" w:eastAsia="zh-CN"/>
-        </w:rPr>
-        <w:br/>
-      </w:r>
-      <w:r>
-        <w:rPr>
-          <w:rFonts w:eastAsia="宋体"/>
-          <w:lang w:eastAsia="zh-CN"/>
-        </w:rPr>
-        <w:t>Frontend → API Gateway (HTTPS/REST).</w:t>
-      </w:r>
-      <w:r>
-        <w:rPr>
-          <w:rFonts w:eastAsia="宋体"/>
-          <w:lang w:val="en-GB" w:eastAsia="zh-CN"/>
-        </w:rPr>
-        <w:t> </w:t>
-      </w:r>
-      <w:r>
-        <w:rPr>
-          <w:rFonts w:eastAsia="宋体"/>
-          <w:lang w:val="en-GB" w:eastAsia="zh-CN"/>
-        </w:rPr>
-        <w:br/>
-      </w:r>
-      <w:r>
-        <w:rPr>
-          <w:rFonts w:eastAsia="宋体"/>
-          <w:lang w:eastAsia="zh-CN"/>
-        </w:rPr>
-        <w:t>Gateway → microservices (REST).</w:t>
-      </w:r>
-      <w:r>
-        <w:rPr>
-          <w:rFonts w:eastAsia="宋体"/>
-          <w:lang w:val="en-GB" w:eastAsia="zh-CN"/>
-        </w:rPr>
-        <w:t> </w:t>
-      </w:r>
-      <w:r>
-        <w:rPr>
-          <w:rFonts w:eastAsia="宋体"/>
-          <w:lang w:val="en-GB" w:eastAsia="zh-CN"/>
-        </w:rPr>
-        <w:br/>
-      </w:r>
-      <w:r>
-        <w:rPr>
-          <w:rFonts w:eastAsia="宋体"/>
+          <w:rFonts w:ascii="Times New Roman" w:eastAsia="宋体" w:hAnsi="Times New Roman" w:cs="Times New Roman"/>
           <w:lang w:eastAsia="zh-CN"/>
         </w:rPr>
         <w:t>Services ↔ RabbitMQ (AMQP) for events (e.g., </w:t>
@@ -2559,7 +2865,7 @@
       <w:proofErr w:type="spellStart"/>
       <w:r>
         <w:rPr>
-          <w:rFonts w:eastAsia="宋体"/>
+          <w:rFonts w:ascii="Times New Roman" w:eastAsia="宋体" w:hAnsi="Times New Roman" w:cs="Times New Roman"/>
           <w:lang w:eastAsia="zh-CN"/>
         </w:rPr>
         <w:t>OrderCreated</w:t>
@@ -2567,56 +2873,56 @@
       <w:proofErr w:type="spellEnd"/>
       <w:r>
         <w:rPr>
-          <w:rFonts w:eastAsia="宋体"/>
+          <w:rFonts w:ascii="Times New Roman" w:eastAsia="宋体" w:hAnsi="Times New Roman" w:cs="Times New Roman"/>
           <w:lang w:eastAsia="zh-CN"/>
         </w:rPr>
         <w:t> → Payment).</w:t>
       </w:r>
       <w:r>
         <w:rPr>
-          <w:rFonts w:eastAsia="宋体"/>
+          <w:rFonts w:ascii="Times New Roman" w:eastAsia="宋体" w:hAnsi="Times New Roman" w:cs="Times New Roman"/>
           <w:lang w:val="en-GB" w:eastAsia="zh-CN"/>
         </w:rPr>
         <w:t> </w:t>
       </w:r>
       <w:r>
         <w:rPr>
-          <w:rFonts w:eastAsia="宋体"/>
+          <w:rFonts w:ascii="Times New Roman" w:eastAsia="宋体" w:hAnsi="Times New Roman" w:cs="Times New Roman"/>
           <w:lang w:val="en-GB" w:eastAsia="zh-CN"/>
         </w:rPr>
         <w:br/>
       </w:r>
       <w:r>
         <w:rPr>
-          <w:rFonts w:eastAsia="宋体"/>
+          <w:rFonts w:ascii="Times New Roman" w:eastAsia="宋体" w:hAnsi="Times New Roman" w:cs="Times New Roman"/>
           <w:lang w:eastAsia="zh-CN"/>
         </w:rPr>
         <w:t>Services → PostgreSQL (JDBC/SQL) for data persistence.</w:t>
       </w:r>
       <w:r>
         <w:rPr>
-          <w:rFonts w:eastAsia="宋体"/>
+          <w:rFonts w:ascii="Times New Roman" w:eastAsia="宋体" w:hAnsi="Times New Roman" w:cs="Times New Roman"/>
           <w:lang w:val="en-GB" w:eastAsia="zh-CN"/>
         </w:rPr>
         <w:t> </w:t>
       </w:r>
       <w:r>
         <w:rPr>
-          <w:rFonts w:eastAsia="宋体"/>
+          <w:rFonts w:ascii="Times New Roman" w:eastAsia="宋体" w:hAnsi="Times New Roman" w:cs="Times New Roman"/>
           <w:lang w:val="en-GB" w:eastAsia="zh-CN"/>
         </w:rPr>
         <w:br/>
       </w:r>
       <w:r>
         <w:rPr>
-          <w:rFonts w:eastAsia="宋体"/>
+          <w:rFonts w:ascii="Times New Roman" w:eastAsia="宋体" w:hAnsi="Times New Roman" w:cs="Times New Roman"/>
           <w:lang w:eastAsia="zh-CN"/>
         </w:rPr>
         <w:t>Optional: API Gateway/Order Service → Redis; Delivery Service → WebSocket → frontend.</w:t>
       </w:r>
       <w:r>
         <w:rPr>
-          <w:rFonts w:eastAsia="宋体"/>
+          <w:rFonts w:ascii="Times New Roman" w:eastAsia="宋体" w:hAnsi="Times New Roman" w:cs="Times New Roman"/>
           <w:lang w:val="en-GB" w:eastAsia="zh-CN"/>
         </w:rPr>
         <w:t> </w:t>
@@ -2624,21 +2930,24 @@
     </w:p>
     <w:p>
       <w:pPr>
+        <w:pStyle w:val="31"/>
         <w:rPr>
-          <w:rFonts w:eastAsia="宋体"/>
+          <w:rFonts w:ascii="Times New Roman" w:hAnsi="Times New Roman" w:cs="Times New Roman"/>
           <w:lang w:val="en-GB" w:eastAsia="zh-CN"/>
         </w:rPr>
       </w:pPr>
+      <w:bookmarkStart w:id="8" w:name="_Toc223030597"/>
       <w:r>
         <w:rPr>
-          <w:rFonts w:eastAsia="宋体"/>
+          <w:rFonts w:ascii="Times New Roman" w:hAnsi="Times New Roman" w:cs="Times New Roman"/>
           <w:lang w:eastAsia="zh-CN"/>
         </w:rPr>
         <w:t>6.4 Diagram</w:t>
       </w:r>
+      <w:bookmarkEnd w:id="8"/>
       <w:r>
         <w:rPr>
-          <w:rFonts w:eastAsia="宋体"/>
+          <w:rFonts w:ascii="Times New Roman" w:hAnsi="Times New Roman" w:cs="Times New Roman"/>
           <w:lang w:val="en-GB" w:eastAsia="zh-CN"/>
         </w:rPr>
         <w:t> </w:t>
@@ -2654,10 +2963,11 @@
       <w:r>
         <w:rPr>
           <w:rFonts w:eastAsia="宋体"/>
+          <w:noProof/>
           <w:lang w:val="en-GB" w:eastAsia="zh-CN"/>
         </w:rPr>
         <w:drawing>
-          <wp:inline distT="0" distB="0" distL="0" distR="0" wp14:anchorId="3D66B9C3" wp14:editId="4F38CFD0">
+          <wp:inline distT="0" distB="0" distL="0" distR="0" wp14:anchorId="3D66B9C3" wp14:editId="3D68B848">
             <wp:extent cx="6106436" cy="2941320"/>
             <wp:effectExtent l="0" t="0" r="8890" b="0"/>
             <wp:docPr id="1345382480" name="图片 3"/>
@@ -2674,7 +2984,7 @@
                     </pic:cNvPicPr>
                   </pic:nvPicPr>
                   <pic:blipFill>
-                    <a:blip r:embed="rId7">
+                    <a:blip r:embed="rId8">
                       <a:extLst>
                         <a:ext uri="{28A0092B-C50C-407E-A947-70E740481C1C}">
                           <a14:useLocalDpi xmlns:a14="http://schemas.microsoft.com/office/drawing/2010/main" val="0"/>
@@ -2689,7 +2999,7 @@
                   <pic:spPr bwMode="auto">
                     <a:xfrm>
                       <a:off x="0" y="0"/>
-                      <a:ext cx="6122221" cy="2948923"/>
+                      <a:ext cx="6106436" cy="2941320"/>
                     </a:xfrm>
                     <a:prstGeom prst="rect">
                       <a:avLst/>
@@ -2716,18 +3026,17 @@
     <w:p>
       <w:pPr>
         <w:rPr>
-          <w:rFonts w:eastAsia="宋体"/>
-          <w:lang w:eastAsia="zh-CN"/>
+          <w:rFonts w:asciiTheme="majorHAnsi" w:eastAsiaTheme="majorEastAsia" w:hAnsiTheme="majorHAnsi" w:cstheme="majorBidi"/>
+          <w:b/>
+          <w:bCs/>
+          <w:color w:val="4F81BD" w:themeColor="accent1"/>
+          <w:sz w:val="26"/>
+          <w:szCs w:val="26"/>
         </w:rPr>
       </w:pPr>
-    </w:p>
-    <w:p>
-      <w:pPr>
-        <w:rPr>
-          <w:rFonts w:eastAsia="宋体" w:hint="eastAsia"/>
-          <w:lang w:eastAsia="zh-CN"/>
-        </w:rPr>
-      </w:pPr>
+      <w:r>
+        <w:br w:type="page"/>
+      </w:r>
     </w:p>
     <w:p>
       <w:pPr>
@@ -2737,11 +3046,12 @@
           <w:numId w:val="13"/>
         </w:numPr>
       </w:pPr>
-      <w:bookmarkStart w:id="6" w:name="_Toc222329042"/>
+      <w:bookmarkStart w:id="9" w:name="_Toc223030598"/>
       <w:r>
+        <w:lastRenderedPageBreak/>
         <w:t>Workflow / Process Diagram</w:t>
       </w:r>
-      <w:bookmarkEnd w:id="6"/>
+      <w:bookmarkEnd w:id="9"/>
     </w:p>
     <w:p>
       <w:r>
@@ -2767,12 +3077,12 @@
       <w:pPr>
         <w:pStyle w:val="21"/>
       </w:pPr>
-      <w:bookmarkStart w:id="7" w:name="_Toc222329043"/>
+      <w:bookmarkStart w:id="10" w:name="_Toc223030599"/>
       <w:r>
         <w:lastRenderedPageBreak/>
         <w:t>8. Conclusion</w:t>
       </w:r>
-      <w:bookmarkEnd w:id="7"/>
+      <w:bookmarkEnd w:id="10"/>
     </w:p>
     <w:p>
       <w:r>
@@ -2798,18 +3108,14 @@
       <w:pPr>
         <w:pStyle w:val="21"/>
       </w:pPr>
-      <w:bookmarkStart w:id="8" w:name="_Toc222329044"/>
+      <w:bookmarkStart w:id="11" w:name="_Toc223030600"/>
       <w:r>
         <w:lastRenderedPageBreak/>
         <w:t>9. Appendices (Optional)</w:t>
       </w:r>
-      <w:bookmarkEnd w:id="8"/>
+      <w:bookmarkEnd w:id="11"/>
     </w:p>
-    <w:p>
-      <w:r>
-        <w:t xml:space="preserve">In needed </w:t>
-      </w:r>
-    </w:p>
+    <w:p/>
     <w:sectPr>
       <w:pgSz w:w="12240" w:h="15840"/>
       <w:pgMar w:top="1440" w:right="1800" w:bottom="1440" w:left="1800" w:header="720" w:footer="720" w:gutter="0"/>
@@ -3985,6 +4291,7 @@
   <w:style w:type="character" w:default="1" w:styleId="a2">
     <w:name w:val="Default Paragraph Font"/>
     <w:uiPriority w:val="1"/>
+    <w:semiHidden/>
     <w:unhideWhenUsed/>
   </w:style>
   <w:style w:type="table" w:default="1" w:styleId="a3">
@@ -14796,6 +15103,19 @@
       <w:sz w:val="24"/>
       <w:szCs w:val="24"/>
     </w:rPr>
+  </w:style>
+  <w:style w:type="paragraph" w:styleId="TOC3">
+    <w:name w:val="toc 3"/>
+    <w:basedOn w:val="a1"/>
+    <w:next w:val="a1"/>
+    <w:autoRedefine/>
+    <w:uiPriority w:val="39"/>
+    <w:unhideWhenUsed/>
+    <w:rsid w:val="00E1648E"/>
+    <w:pPr>
+      <w:spacing w:after="100"/>
+      <w:ind w:left="440"/>
+    </w:pPr>
   </w:style>
 </w:styles>
 </file>
